--- a/klagomål/A 19948-2025 FSC-klagomål.docx
+++ b/klagomål/A 19948-2025 FSC-klagomål.docx
@@ -980,7 +980,7 @@
     <w:r>
       <w:tab/>
       <w:tab/>
-      <w:t>2026-09-14</w:t>
+      <w:t>2026-09-15</w:t>
       <w:br/>
       <w:br/>
     </w:r>

--- a/klagomål/A 19948-2025 FSC-klagomål.docx
+++ b/klagomål/A 19948-2025 FSC-klagomål.docx
@@ -980,7 +980,7 @@
     <w:r>
       <w:tab/>
       <w:tab/>
-      <w:t>2026-09-15</w:t>
+      <w:t>2026-09-16</w:t>
       <w:br/>
       <w:br/>
     </w:r>

--- a/klagomål/A 19948-2025 FSC-klagomål.docx
+++ b/klagomål/A 19948-2025 FSC-klagomål.docx
@@ -980,7 +980,7 @@
     <w:r>
       <w:tab/>
       <w:tab/>
-      <w:t>2026-09-16</w:t>
+      <w:t>2026-09-17</w:t>
       <w:br/>
       <w:br/>
     </w:r>

--- a/klagomål/A 19948-2025 FSC-klagomål.docx
+++ b/klagomål/A 19948-2025 FSC-klagomål.docx
@@ -980,7 +980,7 @@
     <w:r>
       <w:tab/>
       <w:tab/>
-      <w:t>2026-09-17</w:t>
+      <w:t>2026-09-18</w:t>
       <w:br/>
       <w:br/>
     </w:r>

--- a/klagomål/A 19948-2025 FSC-klagomål.docx
+++ b/klagomål/A 19948-2025 FSC-klagomål.docx
@@ -980,7 +980,7 @@
     <w:r>
       <w:tab/>
       <w:tab/>
-      <w:t>2026-09-18</w:t>
+      <w:t>2026-09-19</w:t>
       <w:br/>
       <w:br/>
     </w:r>

--- a/klagomål/A 19948-2025 FSC-klagomål.docx
+++ b/klagomål/A 19948-2025 FSC-klagomål.docx
@@ -980,7 +980,7 @@
     <w:r>
       <w:tab/>
       <w:tab/>
-      <w:t>2026-09-19</w:t>
+      <w:t>2026-09-21</w:t>
       <w:br/>
       <w:br/>
     </w:r>

--- a/klagomål/A 19948-2025 FSC-klagomål.docx
+++ b/klagomål/A 19948-2025 FSC-klagomål.docx
@@ -980,7 +980,7 @@
     <w:r>
       <w:tab/>
       <w:tab/>
-      <w:t>2026-09-21</w:t>
+      <w:t>2026-09-23</w:t>
       <w:br/>
       <w:br/>
     </w:r>

--- a/klagomål/A 19948-2025 FSC-klagomål.docx
+++ b/klagomål/A 19948-2025 FSC-klagomål.docx
@@ -980,7 +980,7 @@
     <w:r>
       <w:tab/>
       <w:tab/>
-      <w:t>2026-09-23</w:t>
+      <w:t>2026-09-24</w:t>
       <w:br/>
       <w:br/>
     </w:r>

--- a/klagomål/A 19948-2025 FSC-klagomål.docx
+++ b/klagomål/A 19948-2025 FSC-klagomål.docx
@@ -980,7 +980,7 @@
     <w:r>
       <w:tab/>
       <w:tab/>
-      <w:t>2026-09-24</w:t>
+      <w:t>2026-09-25</w:t>
       <w:br/>
       <w:br/>
     </w:r>

--- a/klagomål/A 19948-2025 FSC-klagomål.docx
+++ b/klagomål/A 19948-2025 FSC-klagomål.docx
@@ -216,12 +216,12 @@
         <w:spacing w:after="240"/>
       </w:pPr>
       <w:r>
-        <w:t>Figur 1. Fyndplatser för naturvårdsarter i och inom 24 meter från avverkningsanmälan. Markörer utan svart kant är placerade på fyndplatsen. Markörer med svart kant är placerade vid sidan av fyndplatsen och har ett svart streck som visar fyndplatsens exakta position. Kartans mittpunktskoordinat är N 6966264, E 412117 i SWEREF 99 TM.</w:t>
+        <w:t>Figur 1. Fyndplatser för naturvårdsarter i och inom 25 meter från avverkningsanmälan. Markörer utan svart kant är placerade på fyndplatsen. Markörer med svart kant är placerade vid sidan av fyndplatsen och har ett svart streck som visar fyndplatsens exakta position. Kartans mittpunktskoordinat är N 6966264, E 412117 i SWEREF 99 TM.</w:t>
       </w:r>
     </w:p>
     <w:p>
       <w:r>
-        <w:t>I och inom 24 meter från avverkningsanmälan finns fynd av 4 naturvårdsarter, varav 3 är rödlistade, 2 är fridlysta, 4 är typiska (T) och 1 är signalart (S): gräddporing (VU, T), skuggblåslav (NT, T), tretåig hackspett (NT, T, §4) och plattlummer (S, T, §9). Se Figur 1.</w:t>
+        <w:t>I och inom 25 meter från avverkningsanmälan finns fynd av 6 naturvårdsarter, varav 5 är rödlistade, 2 är fridlysta, 5 är typiska (T) och 1 är signalart (S): gräddporing (VU, T), skuggblåslav (NT, T), talltagel (NT, T), tretåig hackspett (NT, T, §4), vitgrynig nållav (NT) och plattlummer (S, T, §9). Se Figur 1.</w:t>
       </w:r>
     </w:p>
     <w:p>
@@ -292,6 +292,26 @@
         <w:rPr>
           <w:b/>
         </w:rPr>
+        <w:t>Talltagel (NT)</w:t>
+      </w:r>
+      <w:r>
+        <w:t xml:space="preserve"> är en boreal art som förekommer på tall i äldre, öppna tallskogar. Den påverkas negativt av brist på kontinuitetsskog och minskningstakten bedöms vara nära gränsvärdet för Sårbar (VU). Talltagel är typisk art för </w:t>
+      </w:r>
+      <w:r>
+        <w:rPr>
+          <w:i/>
+        </w:rPr>
+        <w:t>9010 Taiga</w:t>
+      </w:r>
+      <w:r>
+        <w:t xml:space="preserve"> (SLU Artdatabanken, 2026).</w:t>
+      </w:r>
+    </w:p>
+    <w:p>
+      <w:r>
+        <w:rPr>
+          <w:b/>
+        </w:rPr>
         <w:t>Tretåig hackspett (NT, §4)</w:t>
       </w:r>
       <w:r>
@@ -314,6 +334,17 @@
       </w:r>
       <w:r>
         <w:t xml:space="preserve"> (Skogsstyrelsen, 2016; SLU Artdatabanken, 2024).</w:t>
+      </w:r>
+    </w:p>
+    <w:p>
+      <w:r>
+        <w:rPr>
+          <w:b/>
+        </w:rPr>
+        <w:t>Vitgrynig nållav (NT)</w:t>
+      </w:r>
+      <w:r>
+        <w:t xml:space="preserve"> växer nästan uteslutande på bark av gamla, senvuxna granar i skuggiga lägen med hög och jämn luftfuktighet. Den vanligaste naturtypen för arten är kontinuitetsskogar på frisk mark men den finns också i sumpgranskogar. På lång sikt utgör avverkningar av olikåldriga granskogar av naturskogskaraktär ett allvarligt hot mot arten och skogsbruksåtgärder på eller i närheten av växtplatserna bör undvikas. Naturskogsartade, fuktiga granskogar med förekomster av arten signalerar höga biologiska värden och bör bevaras (SLU Artdatabanken, 2024; Nitare &amp; Skogsstyrelsen, 2019).</w:t>
       </w:r>
     </w:p>
     <w:p>
@@ -451,7 +482,7 @@
         <w:rPr>
           <w:i/>
         </w:rPr>
-        <w:t>I det avverkningsanmälda skogsområdet har 4 naturvårdsarter varav 3 rödlistade arter sina livsmiljöer och växtplatser.</w:t>
+        <w:t>I det avverkningsanmälda skogsområdet har 6 naturvårdsarter varav 5 rödlistade arter sina livsmiljöer och växtplatser.</w:t>
       </w:r>
     </w:p>
     <w:p>
@@ -980,7 +1011,7 @@
     <w:r>
       <w:tab/>
       <w:tab/>
-      <w:t>2026-09-25</w:t>
+      <w:t>2026-09-26</w:t>
       <w:br/>
       <w:br/>
     </w:r>

--- a/klagomål/A 19948-2025 FSC-klagomål.docx
+++ b/klagomål/A 19948-2025 FSC-klagomål.docx
@@ -1011,7 +1011,7 @@
     <w:r>
       <w:tab/>
       <w:tab/>
-      <w:t>2026-09-26</w:t>
+      <w:t>2026-09-27</w:t>
       <w:br/>
       <w:br/>
     </w:r>

--- a/klagomål/A 19948-2025 FSC-klagomål.docx
+++ b/klagomål/A 19948-2025 FSC-klagomål.docx
@@ -1011,7 +1011,7 @@
     <w:r>
       <w:tab/>
       <w:tab/>
-      <w:t>2026-09-27</w:t>
+      <w:t>2026-09-28</w:t>
       <w:br/>
       <w:br/>
     </w:r>

--- a/klagomål/A 19948-2025 FSC-klagomål.docx
+++ b/klagomål/A 19948-2025 FSC-klagomål.docx
@@ -1011,7 +1011,7 @@
     <w:r>
       <w:tab/>
       <w:tab/>
-      <w:t>2026-09-28</w:t>
+      <w:t>2026-09-29</w:t>
       <w:br/>
       <w:br/>
     </w:r>

--- a/klagomål/A 19948-2025 FSC-klagomål.docx
+++ b/klagomål/A 19948-2025 FSC-klagomål.docx
@@ -216,12 +216,12 @@
         <w:spacing w:after="240"/>
       </w:pPr>
       <w:r>
-        <w:t>Figur 1. Fyndplatser för naturvårdsarter i och inom 25 meter från avverkningsanmälan. Markörer utan svart kant är placerade på fyndplatsen. Markörer med svart kant är placerade vid sidan av fyndplatsen och har ett svart streck som visar fyndplatsens exakta position. Kartans mittpunktskoordinat är N 6966264, E 412117 i SWEREF 99 TM.</w:t>
+        <w:t>Figur 1. Fyndplatser för naturvårdsarter i och inom 24 meter från avverkningsanmälan. Markörer utan svart kant är placerade på fyndplatsen. Markörer med svart kant är placerade vid sidan av fyndplatsen och har ett svart streck som visar fyndplatsens exakta position. Kartans mittpunktskoordinat är N 6966264, E 412117 i SWEREF 99 TM.</w:t>
       </w:r>
     </w:p>
     <w:p>
       <w:r>
-        <w:t>I och inom 25 meter från avverkningsanmälan finns fynd av 6 naturvårdsarter, varav 5 är rödlistade, 2 är fridlysta, 5 är typiska (T) och 1 är signalart (S): gräddporing (VU, T), skuggblåslav (NT, T), talltagel (NT, T), tretåig hackspett (NT, T, §4), vitgrynig nållav (NT) och plattlummer (S, T, §9). Se Figur 1.</w:t>
+        <w:t>I och inom 24 meter från avverkningsanmälan finns fynd av 4 naturvårdsarter, varav 3 är rödlistade, 2 är fridlysta, 4 är typiska (T) och 1 är signalart (S): gräddporing (VU, T), skuggblåslav (NT, T), tretåig hackspett (NT, T, §4) och plattlummer (S, T, §9). Se Figur 1.</w:t>
       </w:r>
     </w:p>
     <w:p>
@@ -292,26 +292,6 @@
         <w:rPr>
           <w:b/>
         </w:rPr>
-        <w:t>Talltagel (NT)</w:t>
-      </w:r>
-      <w:r>
-        <w:t xml:space="preserve"> är en boreal art som förekommer på tall i äldre, öppna tallskogar. Den påverkas negativt av brist på kontinuitetsskog och minskningstakten bedöms vara nära gränsvärdet för Sårbar (VU). Talltagel är typisk art för </w:t>
-      </w:r>
-      <w:r>
-        <w:rPr>
-          <w:i/>
-        </w:rPr>
-        <w:t>9010 Taiga</w:t>
-      </w:r>
-      <w:r>
-        <w:t xml:space="preserve"> (SLU Artdatabanken, 2026).</w:t>
-      </w:r>
-    </w:p>
-    <w:p>
-      <w:r>
-        <w:rPr>
-          <w:b/>
-        </w:rPr>
         <w:t>Tretåig hackspett (NT, §4)</w:t>
       </w:r>
       <w:r>
@@ -334,17 +314,6 @@
       </w:r>
       <w:r>
         <w:t xml:space="preserve"> (Skogsstyrelsen, 2016; SLU Artdatabanken, 2024).</w:t>
-      </w:r>
-    </w:p>
-    <w:p>
-      <w:r>
-        <w:rPr>
-          <w:b/>
-        </w:rPr>
-        <w:t>Vitgrynig nållav (NT)</w:t>
-      </w:r>
-      <w:r>
-        <w:t xml:space="preserve"> växer nästan uteslutande på bark av gamla, senvuxna granar i skuggiga lägen med hög och jämn luftfuktighet. Den vanligaste naturtypen för arten är kontinuitetsskogar på frisk mark men den finns också i sumpgranskogar. På lång sikt utgör avverkningar av olikåldriga granskogar av naturskogskaraktär ett allvarligt hot mot arten och skogsbruksåtgärder på eller i närheten av växtplatserna bör undvikas. Naturskogsartade, fuktiga granskogar med förekomster av arten signalerar höga biologiska värden och bör bevaras (SLU Artdatabanken, 2024; Nitare &amp; Skogsstyrelsen, 2019).</w:t>
       </w:r>
     </w:p>
     <w:p>
@@ -482,7 +451,7 @@
         <w:rPr>
           <w:i/>
         </w:rPr>
-        <w:t>I det avverkningsanmälda skogsområdet har 6 naturvårdsarter varav 5 rödlistade arter sina livsmiljöer och växtplatser.</w:t>
+        <w:t>I det avverkningsanmälda skogsområdet har 4 naturvårdsarter varav 3 rödlistade arter sina livsmiljöer och växtplatser.</w:t>
       </w:r>
     </w:p>
     <w:p>
@@ -1011,7 +980,7 @@
     <w:r>
       <w:tab/>
       <w:tab/>
-      <w:t>2026-09-29</w:t>
+      <w:t>2026-09-30</w:t>
       <w:br/>
       <w:br/>
     </w:r>

--- a/klagomål/A 19948-2025 FSC-klagomål.docx
+++ b/klagomål/A 19948-2025 FSC-klagomål.docx
@@ -216,12 +216,12 @@
         <w:spacing w:after="240"/>
       </w:pPr>
       <w:r>
-        <w:t>Figur 1. Fyndplatser för naturvårdsarter i och inom 24 meter från avverkningsanmälan. Markörer utan svart kant är placerade på fyndplatsen. Markörer med svart kant är placerade vid sidan av fyndplatsen och har ett svart streck som visar fyndplatsens exakta position. Kartans mittpunktskoordinat är N 6966264, E 412117 i SWEREF 99 TM.</w:t>
+        <w:t>Figur 1. Fyndplatser för naturvårdsarter i och inom 25 meter från avverkningsanmälan. Markörer utan svart kant är placerade på fyndplatsen. Markörer med svart kant är placerade vid sidan av fyndplatsen och har ett svart streck som visar fyndplatsens exakta position. Kartans mittpunktskoordinat är N 6966264, E 412117 i SWEREF 99 TM.</w:t>
       </w:r>
     </w:p>
     <w:p>
       <w:r>
-        <w:t>I och inom 24 meter från avverkningsanmälan finns fynd av 4 naturvårdsarter, varav 3 är rödlistade, 2 är fridlysta, 4 är typiska (T) och 1 är signalart (S): gräddporing (VU, T), skuggblåslav (NT, T), tretåig hackspett (NT, T, §4) och plattlummer (S, T, §9). Se Figur 1.</w:t>
+        <w:t>I och inom 25 meter från avverkningsanmälan finns fynd av 6 naturvårdsarter, varav 5 är rödlistade, 2 är fridlysta, 5 är typiska (T) och 1 är signalart (S): gräddporing (VU, T), skuggblåslav (NT, T), talltagel (NT, T), tretåig hackspett (NT, T, §4), vitgrynig nållav (NT) och plattlummer (S, T, §9). Se Figur 1.</w:t>
       </w:r>
     </w:p>
     <w:p>
@@ -292,6 +292,26 @@
         <w:rPr>
           <w:b/>
         </w:rPr>
+        <w:t>Talltagel (NT)</w:t>
+      </w:r>
+      <w:r>
+        <w:t xml:space="preserve"> är en boreal art som förekommer på tall i äldre, öppna tallskogar. Den påverkas negativt av brist på kontinuitetsskog och minskningstakten bedöms vara nära gränsvärdet för Sårbar (VU). Talltagel är typisk art för </w:t>
+      </w:r>
+      <w:r>
+        <w:rPr>
+          <w:i/>
+        </w:rPr>
+        <w:t>9010 Taiga</w:t>
+      </w:r>
+      <w:r>
+        <w:t xml:space="preserve"> (SLU Artdatabanken, 2026).</w:t>
+      </w:r>
+    </w:p>
+    <w:p>
+      <w:r>
+        <w:rPr>
+          <w:b/>
+        </w:rPr>
         <w:t>Tretåig hackspett (NT, §4)</w:t>
       </w:r>
       <w:r>
@@ -314,6 +334,17 @@
       </w:r>
       <w:r>
         <w:t xml:space="preserve"> (Skogsstyrelsen, 2016; SLU Artdatabanken, 2024).</w:t>
+      </w:r>
+    </w:p>
+    <w:p>
+      <w:r>
+        <w:rPr>
+          <w:b/>
+        </w:rPr>
+        <w:t>Vitgrynig nållav (NT)</w:t>
+      </w:r>
+      <w:r>
+        <w:t xml:space="preserve"> växer nästan uteslutande på bark av gamla, senvuxna granar i skuggiga lägen med hög och jämn luftfuktighet. Den vanligaste naturtypen för arten är kontinuitetsskogar på frisk mark men den finns också i sumpgranskogar. På lång sikt utgör avverkningar av olikåldriga granskogar av naturskogskaraktär ett allvarligt hot mot arten och skogsbruksåtgärder på eller i närheten av växtplatserna bör undvikas. Naturskogsartade, fuktiga granskogar med förekomster av arten signalerar höga biologiska värden och bör bevaras (SLU Artdatabanken, 2024; Nitare &amp; Skogsstyrelsen, 2019).</w:t>
       </w:r>
     </w:p>
     <w:p>
@@ -451,7 +482,7 @@
         <w:rPr>
           <w:i/>
         </w:rPr>
-        <w:t>I det avverkningsanmälda skogsområdet har 4 naturvårdsarter varav 3 rödlistade arter sina livsmiljöer och växtplatser.</w:t>
+        <w:t>I det avverkningsanmälda skogsområdet har 6 naturvårdsarter varav 5 rödlistade arter sina livsmiljöer och växtplatser.</w:t>
       </w:r>
     </w:p>
     <w:p>
@@ -980,7 +1011,7 @@
     <w:r>
       <w:tab/>
       <w:tab/>
-      <w:t>2026-09-30</w:t>
+      <w:t>2026-10-01</w:t>
       <w:br/>
       <w:br/>
     </w:r>

--- a/klagomål/A 19948-2025 FSC-klagomål.docx
+++ b/klagomål/A 19948-2025 FSC-klagomål.docx
@@ -1011,7 +1011,7 @@
     <w:r>
       <w:tab/>
       <w:tab/>
-      <w:t>2026-10-01</w:t>
+      <w:t>2026-10-02</w:t>
       <w:br/>
       <w:br/>
     </w:r>

--- a/klagomål/A 19948-2025 FSC-klagomål.docx
+++ b/klagomål/A 19948-2025 FSC-klagomål.docx
@@ -1011,7 +1011,7 @@
     <w:r>
       <w:tab/>
       <w:tab/>
-      <w:t>2026-10-02</w:t>
+      <w:t>2026-10-03</w:t>
       <w:br/>
       <w:br/>
     </w:r>

--- a/klagomål/A 19948-2025 FSC-klagomål.docx
+++ b/klagomål/A 19948-2025 FSC-klagomål.docx
@@ -1011,7 +1011,7 @@
     <w:r>
       <w:tab/>
       <w:tab/>
-      <w:t>2026-10-03</w:t>
+      <w:t>2026-10-04</w:t>
       <w:br/>
       <w:br/>
     </w:r>

--- a/klagomål/A 19948-2025 FSC-klagomål.docx
+++ b/klagomål/A 19948-2025 FSC-klagomål.docx
@@ -1011,7 +1011,7 @@
     <w:r>
       <w:tab/>
       <w:tab/>
-      <w:t>2026-10-04</w:t>
+      <w:t>2026-10-05</w:t>
       <w:br/>
       <w:br/>
     </w:r>

--- a/klagomål/A 19948-2025 FSC-klagomål.docx
+++ b/klagomål/A 19948-2025 FSC-klagomål.docx
@@ -1011,7 +1011,7 @@
     <w:r>
       <w:tab/>
       <w:tab/>
-      <w:t>2026-10-05</w:t>
+      <w:t>2026-10-06</w:t>
       <w:br/>
       <w:br/>
     </w:r>

--- a/klagomål/A 19948-2025 FSC-klagomål.docx
+++ b/klagomål/A 19948-2025 FSC-klagomål.docx
@@ -1011,7 +1011,7 @@
     <w:r>
       <w:tab/>
       <w:tab/>
-      <w:t>2026-10-06</w:t>
+      <w:t>2026-10-07</w:t>
       <w:br/>
       <w:br/>
     </w:r>

--- a/klagomål/A 19948-2025 FSC-klagomål.docx
+++ b/klagomål/A 19948-2025 FSC-klagomål.docx
@@ -1011,7 +1011,7 @@
     <w:r>
       <w:tab/>
       <w:tab/>
-      <w:t>2026-10-07</w:t>
+      <w:t>2026-10-08</w:t>
       <w:br/>
       <w:br/>
     </w:r>

--- a/klagomål/A 19948-2025 FSC-klagomål.docx
+++ b/klagomål/A 19948-2025 FSC-klagomål.docx
@@ -1011,7 +1011,7 @@
     <w:r>
       <w:tab/>
       <w:tab/>
-      <w:t>2026-10-08</w:t>
+      <w:t>2026-10-09</w:t>
       <w:br/>
       <w:br/>
     </w:r>

--- a/klagomål/A 19948-2025 FSC-klagomål.docx
+++ b/klagomål/A 19948-2025 FSC-klagomål.docx
@@ -216,12 +216,12 @@
         <w:spacing w:after="240"/>
       </w:pPr>
       <w:r>
-        <w:t>Figur 1. Fyndplatser för naturvårdsarter i och inom 25 meter från avverkningsanmälan. Markörer utan svart kant är placerade på fyndplatsen. Markörer med svart kant är placerade vid sidan av fyndplatsen och har ett svart streck som visar fyndplatsens exakta position. Kartans mittpunktskoordinat är N 6966264, E 412117 i SWEREF 99 TM.</w:t>
+        <w:t>Figur 1. Fyndplatser för naturvårdsarter i och inom 24 meter från avverkningsanmälan. Markörer utan svart kant är placerade på fyndplatsen. Markörer med svart kant är placerade vid sidan av fyndplatsen och har ett svart streck som visar fyndplatsens exakta position. Kartans mittpunktskoordinat är N 6966264, E 412117 i SWEREF 99 TM.</w:t>
       </w:r>
     </w:p>
     <w:p>
       <w:r>
-        <w:t>I och inom 25 meter från avverkningsanmälan finns fynd av 6 naturvårdsarter, varav 5 är rödlistade, 2 är fridlysta, 5 är typiska (T) och 1 är signalart (S): gräddporing (VU, T), skuggblåslav (NT, T), talltagel (NT, T), tretåig hackspett (NT, T, §4), vitgrynig nållav (NT) och plattlummer (S, T, §9). Se Figur 1.</w:t>
+        <w:t>I och inom 24 meter från avverkningsanmälan finns fynd av 4 naturvårdsarter, varav 3 är rödlistade, 2 är fridlysta, 4 är typiska (T) och 1 är signalart (S): gräddporing (VU, T), skuggblåslav (NT, T), tretåig hackspett (NT, T, §4) och plattlummer (S, T, §9). Se Figur 1.</w:t>
       </w:r>
     </w:p>
     <w:p>
@@ -292,26 +292,6 @@
         <w:rPr>
           <w:b/>
         </w:rPr>
-        <w:t>Talltagel (NT)</w:t>
-      </w:r>
-      <w:r>
-        <w:t xml:space="preserve"> är en boreal art som förekommer på tall i äldre, öppna tallskogar. Den påverkas negativt av brist på kontinuitetsskog och minskningstakten bedöms vara nära gränsvärdet för Sårbar (VU). Talltagel är typisk art för </w:t>
-      </w:r>
-      <w:r>
-        <w:rPr>
-          <w:i/>
-        </w:rPr>
-        <w:t>9010 Taiga</w:t>
-      </w:r>
-      <w:r>
-        <w:t xml:space="preserve"> (SLU Artdatabanken, 2026).</w:t>
-      </w:r>
-    </w:p>
-    <w:p>
-      <w:r>
-        <w:rPr>
-          <w:b/>
-        </w:rPr>
         <w:t>Tretåig hackspett (NT, §4)</w:t>
       </w:r>
       <w:r>
@@ -334,17 +314,6 @@
       </w:r>
       <w:r>
         <w:t xml:space="preserve"> (Skogsstyrelsen, 2016; SLU Artdatabanken, 2024).</w:t>
-      </w:r>
-    </w:p>
-    <w:p>
-      <w:r>
-        <w:rPr>
-          <w:b/>
-        </w:rPr>
-        <w:t>Vitgrynig nållav (NT)</w:t>
-      </w:r>
-      <w:r>
-        <w:t xml:space="preserve"> växer nästan uteslutande på bark av gamla, senvuxna granar i skuggiga lägen med hög och jämn luftfuktighet. Den vanligaste naturtypen för arten är kontinuitetsskogar på frisk mark men den finns också i sumpgranskogar. På lång sikt utgör avverkningar av olikåldriga granskogar av naturskogskaraktär ett allvarligt hot mot arten och skogsbruksåtgärder på eller i närheten av växtplatserna bör undvikas. Naturskogsartade, fuktiga granskogar med förekomster av arten signalerar höga biologiska värden och bör bevaras (SLU Artdatabanken, 2024; Nitare &amp; Skogsstyrelsen, 2019).</w:t>
       </w:r>
     </w:p>
     <w:p>
@@ -482,7 +451,7 @@
         <w:rPr>
           <w:i/>
         </w:rPr>
-        <w:t>I det avverkningsanmälda skogsområdet har 6 naturvårdsarter varav 5 rödlistade arter sina livsmiljöer och växtplatser.</w:t>
+        <w:t>I det avverkningsanmälda skogsområdet har 4 naturvårdsarter varav 3 rödlistade arter sina livsmiljöer och växtplatser.</w:t>
       </w:r>
     </w:p>
     <w:p>
@@ -1011,7 +980,7 @@
     <w:r>
       <w:tab/>
       <w:tab/>
-      <w:t>2026-10-09</w:t>
+      <w:t>2026-10-10</w:t>
       <w:br/>
       <w:br/>
     </w:r>

--- a/klagomål/A 19948-2025 FSC-klagomål.docx
+++ b/klagomål/A 19948-2025 FSC-klagomål.docx
@@ -216,12 +216,12 @@
         <w:spacing w:after="240"/>
       </w:pPr>
       <w:r>
-        <w:t>Figur 1. Fyndplatser för naturvårdsarter i och inom 24 meter från avverkningsanmälan. Markörer utan svart kant är placerade på fyndplatsen. Markörer med svart kant är placerade vid sidan av fyndplatsen och har ett svart streck som visar fyndplatsens exakta position. Kartans mittpunktskoordinat är N 6966264, E 412117 i SWEREF 99 TM.</w:t>
+        <w:t>Figur 1. Fyndplatser för naturvårdsarter i och inom 25 meter från avverkningsanmälan. Markörer utan svart kant är placerade på fyndplatsen. Markörer med svart kant är placerade vid sidan av fyndplatsen och har ett svart streck som visar fyndplatsens exakta position. Kartans mittpunktskoordinat är N 6966264, E 412117 i SWEREF 99 TM.</w:t>
       </w:r>
     </w:p>
     <w:p>
       <w:r>
-        <w:t>I och inom 24 meter från avverkningsanmälan finns fynd av 4 naturvårdsarter, varav 3 är rödlistade, 2 är fridlysta, 4 är typiska (T) och 1 är signalart (S): gräddporing (VU, T), skuggblåslav (NT, T), tretåig hackspett (NT, T, §4) och plattlummer (S, T, §9). Se Figur 1.</w:t>
+        <w:t>I och inom 25 meter från avverkningsanmälan finns fynd av 6 naturvårdsarter, varav 5 är rödlistade, 2 är fridlysta, 5 är typiska (T) och 1 är signalart (S): gräddporing (VU, T), skuggblåslav (NT, T), talltagel (NT, T), tretåig hackspett (NT, T, §4), vitgrynig nållav (NT) och plattlummer (S, T, §9). Se Figur 1.</w:t>
       </w:r>
     </w:p>
     <w:p>
@@ -292,6 +292,26 @@
         <w:rPr>
           <w:b/>
         </w:rPr>
+        <w:t>Talltagel (NT)</w:t>
+      </w:r>
+      <w:r>
+        <w:t xml:space="preserve"> är en boreal art som förekommer på tall i äldre, öppna tallskogar. Den påverkas negativt av brist på kontinuitetsskog och minskningstakten bedöms vara nära gränsvärdet för Sårbar (VU). Talltagel är typisk art för </w:t>
+      </w:r>
+      <w:r>
+        <w:rPr>
+          <w:i/>
+        </w:rPr>
+        <w:t>9010 Taiga</w:t>
+      </w:r>
+      <w:r>
+        <w:t xml:space="preserve"> (SLU Artdatabanken, 2026).</w:t>
+      </w:r>
+    </w:p>
+    <w:p>
+      <w:r>
+        <w:rPr>
+          <w:b/>
+        </w:rPr>
         <w:t>Tretåig hackspett (NT, §4)</w:t>
       </w:r>
       <w:r>
@@ -314,6 +334,17 @@
       </w:r>
       <w:r>
         <w:t xml:space="preserve"> (Skogsstyrelsen, 2016; SLU Artdatabanken, 2024).</w:t>
+      </w:r>
+    </w:p>
+    <w:p>
+      <w:r>
+        <w:rPr>
+          <w:b/>
+        </w:rPr>
+        <w:t>Vitgrynig nållav (NT)</w:t>
+      </w:r>
+      <w:r>
+        <w:t xml:space="preserve"> växer nästan uteslutande på bark av gamla, senvuxna granar i skuggiga lägen med hög och jämn luftfuktighet. Den vanligaste naturtypen för arten är kontinuitetsskogar på frisk mark men den finns också i sumpgranskogar. På lång sikt utgör avverkningar av olikåldriga granskogar av naturskogskaraktär ett allvarligt hot mot arten och skogsbruksåtgärder på eller i närheten av växtplatserna bör undvikas. Naturskogsartade, fuktiga granskogar med förekomster av arten signalerar höga biologiska värden och bör bevaras (SLU Artdatabanken, 2024; Nitare &amp; Skogsstyrelsen, 2019).</w:t>
       </w:r>
     </w:p>
     <w:p>
@@ -451,7 +482,7 @@
         <w:rPr>
           <w:i/>
         </w:rPr>
-        <w:t>I det avverkningsanmälda skogsområdet har 4 naturvårdsarter varav 3 rödlistade arter sina livsmiljöer och växtplatser.</w:t>
+        <w:t>I det avverkningsanmälda skogsområdet har 6 naturvårdsarter varav 5 rödlistade arter sina livsmiljöer och växtplatser.</w:t>
       </w:r>
     </w:p>
     <w:p>
@@ -980,7 +1011,7 @@
     <w:r>
       <w:tab/>
       <w:tab/>
-      <w:t>2026-10-10</w:t>
+      <w:t>2026-10-11</w:t>
       <w:br/>
       <w:br/>
     </w:r>

--- a/klagomål/A 19948-2025 FSC-klagomål.docx
+++ b/klagomål/A 19948-2025 FSC-klagomål.docx
@@ -216,12 +216,12 @@
         <w:spacing w:after="240"/>
       </w:pPr>
       <w:r>
-        <w:t>Figur 1. Fyndplatser för naturvårdsarter i och inom 25 meter från avverkningsanmälan. Markörer utan svart kant är placerade på fyndplatsen. Markörer med svart kant är placerade vid sidan av fyndplatsen och har ett svart streck som visar fyndplatsens exakta position. Kartans mittpunktskoordinat är N 6966264, E 412117 i SWEREF 99 TM.</w:t>
+        <w:t>Figur 1. Fyndplatser för naturvårdsarter i och inom 24 meter från avverkningsanmälan. Markörer utan svart kant är placerade på fyndplatsen. Markörer med svart kant är placerade vid sidan av fyndplatsen och har ett svart streck som visar fyndplatsens exakta position. Kartans mittpunktskoordinat är N 6966264, E 412117 i SWEREF 99 TM.</w:t>
       </w:r>
     </w:p>
     <w:p>
       <w:r>
-        <w:t>I och inom 25 meter från avverkningsanmälan finns fynd av 6 naturvårdsarter, varav 5 är rödlistade, 2 är fridlysta, 5 är typiska (T) och 1 är signalart (S): gräddporing (VU, T), skuggblåslav (NT, T), talltagel (NT, T), tretåig hackspett (NT, T, §4), vitgrynig nållav (NT) och plattlummer (S, T, §9). Se Figur 1.</w:t>
+        <w:t>I och inom 24 meter från avverkningsanmälan finns fynd av 4 naturvårdsarter, varav 3 är rödlistade, 2 är fridlysta, 4 är typiska (T) och 1 är signalart (S): gräddporing (VU, T), skuggblåslav (NT, T), tretåig hackspett (NT, T, §4) och plattlummer (S, T, §9). Se Figur 1.</w:t>
       </w:r>
     </w:p>
     <w:p>
@@ -292,26 +292,6 @@
         <w:rPr>
           <w:b/>
         </w:rPr>
-        <w:t>Talltagel (NT)</w:t>
-      </w:r>
-      <w:r>
-        <w:t xml:space="preserve"> är en boreal art som förekommer på tall i äldre, öppna tallskogar. Den påverkas negativt av brist på kontinuitetsskog och minskningstakten bedöms vara nära gränsvärdet för Sårbar (VU). Talltagel är typisk art för </w:t>
-      </w:r>
-      <w:r>
-        <w:rPr>
-          <w:i/>
-        </w:rPr>
-        <w:t>9010 Taiga</w:t>
-      </w:r>
-      <w:r>
-        <w:t xml:space="preserve"> (SLU Artdatabanken, 2026).</w:t>
-      </w:r>
-    </w:p>
-    <w:p>
-      <w:r>
-        <w:rPr>
-          <w:b/>
-        </w:rPr>
         <w:t>Tretåig hackspett (NT, §4)</w:t>
       </w:r>
       <w:r>
@@ -334,17 +314,6 @@
       </w:r>
       <w:r>
         <w:t xml:space="preserve"> (Skogsstyrelsen, 2016; SLU Artdatabanken, 2024).</w:t>
-      </w:r>
-    </w:p>
-    <w:p>
-      <w:r>
-        <w:rPr>
-          <w:b/>
-        </w:rPr>
-        <w:t>Vitgrynig nållav (NT)</w:t>
-      </w:r>
-      <w:r>
-        <w:t xml:space="preserve"> växer nästan uteslutande på bark av gamla, senvuxna granar i skuggiga lägen med hög och jämn luftfuktighet. Den vanligaste naturtypen för arten är kontinuitetsskogar på frisk mark men den finns också i sumpgranskogar. På lång sikt utgör avverkningar av olikåldriga granskogar av naturskogskaraktär ett allvarligt hot mot arten och skogsbruksåtgärder på eller i närheten av växtplatserna bör undvikas. Naturskogsartade, fuktiga granskogar med förekomster av arten signalerar höga biologiska värden och bör bevaras (SLU Artdatabanken, 2024; Nitare &amp; Skogsstyrelsen, 2019).</w:t>
       </w:r>
     </w:p>
     <w:p>
@@ -482,7 +451,7 @@
         <w:rPr>
           <w:i/>
         </w:rPr>
-        <w:t>I det avverkningsanmälda skogsområdet har 6 naturvårdsarter varav 5 rödlistade arter sina livsmiljöer och växtplatser.</w:t>
+        <w:t>I det avverkningsanmälda skogsområdet har 4 naturvårdsarter varav 3 rödlistade arter sina livsmiljöer och växtplatser.</w:t>
       </w:r>
     </w:p>
     <w:p>
@@ -1011,7 +980,7 @@
     <w:r>
       <w:tab/>
       <w:tab/>
-      <w:t>2026-10-11</w:t>
+      <w:t>2026-10-12</w:t>
       <w:br/>
       <w:br/>
     </w:r>

--- a/klagomål/A 19948-2025 FSC-klagomål.docx
+++ b/klagomål/A 19948-2025 FSC-klagomål.docx
@@ -216,12 +216,12 @@
         <w:spacing w:after="240"/>
       </w:pPr>
       <w:r>
-        <w:t>Figur 1. Fyndplatser för naturvårdsarter i och inom 24 meter från avverkningsanmälan. Markörer utan svart kant är placerade på fyndplatsen. Markörer med svart kant är placerade vid sidan av fyndplatsen och har ett svart streck som visar fyndplatsens exakta position. Kartans mittpunktskoordinat är N 6966264, E 412117 i SWEREF 99 TM.</w:t>
+        <w:t>Figur 1. Fyndplatser för naturvårdsarter i och inom 25 meter från avverkningsanmälan. Markörer utan svart kant är placerade på fyndplatsen. Markörer med svart kant är placerade vid sidan av fyndplatsen och har ett svart streck som visar fyndplatsens exakta position. Kartans mittpunktskoordinat är N 6966264, E 412117 i SWEREF 99 TM.</w:t>
       </w:r>
     </w:p>
     <w:p>
       <w:r>
-        <w:t>I och inom 24 meter från avverkningsanmälan finns fynd av 4 naturvårdsarter, varav 3 är rödlistade, 2 är fridlysta, 4 är typiska (T) och 1 är signalart (S): gräddporing (VU, T), skuggblåslav (NT, T), tretåig hackspett (NT, T, §4) och plattlummer (S, T, §9). Se Figur 1.</w:t>
+        <w:t>I och inom 25 meter från avverkningsanmälan finns fynd av 6 naturvårdsarter, varav 5 är rödlistade, 2 är fridlysta, 5 är typiska (T) och 1 är signalart (S): gräddporing (VU, T), skuggblåslav (NT, T), talltagel (NT, T), tretåig hackspett (NT, T, §4), vitgrynig nållav (NT) och plattlummer (S, T, §9). Se Figur 1.</w:t>
       </w:r>
     </w:p>
     <w:p>
@@ -292,6 +292,26 @@
         <w:rPr>
           <w:b/>
         </w:rPr>
+        <w:t>Talltagel (NT)</w:t>
+      </w:r>
+      <w:r>
+        <w:t xml:space="preserve"> är en boreal art som förekommer på tall i äldre, öppna tallskogar. Den påverkas negativt av brist på kontinuitetsskog och minskningstakten bedöms vara nära gränsvärdet för Sårbar (VU). Talltagel är typisk art för </w:t>
+      </w:r>
+      <w:r>
+        <w:rPr>
+          <w:i/>
+        </w:rPr>
+        <w:t>9010 Taiga</w:t>
+      </w:r>
+      <w:r>
+        <w:t xml:space="preserve"> (SLU Artdatabanken, 2026).</w:t>
+      </w:r>
+    </w:p>
+    <w:p>
+      <w:r>
+        <w:rPr>
+          <w:b/>
+        </w:rPr>
         <w:t>Tretåig hackspett (NT, §4)</w:t>
       </w:r>
       <w:r>
@@ -314,6 +334,17 @@
       </w:r>
       <w:r>
         <w:t xml:space="preserve"> (Skogsstyrelsen, 2016; SLU Artdatabanken, 2024).</w:t>
+      </w:r>
+    </w:p>
+    <w:p>
+      <w:r>
+        <w:rPr>
+          <w:b/>
+        </w:rPr>
+        <w:t>Vitgrynig nållav (NT)</w:t>
+      </w:r>
+      <w:r>
+        <w:t xml:space="preserve"> växer nästan uteslutande på bark av gamla, senvuxna granar i skuggiga lägen med hög och jämn luftfuktighet. Den vanligaste naturtypen för arten är kontinuitetsskogar på frisk mark men den finns också i sumpgranskogar. På lång sikt utgör avverkningar av olikåldriga granskogar av naturskogskaraktär ett allvarligt hot mot arten och skogsbruksåtgärder på eller i närheten av växtplatserna bör undvikas. Naturskogsartade, fuktiga granskogar med förekomster av arten signalerar höga biologiska värden och bör bevaras (SLU Artdatabanken, 2024; Nitare &amp; Skogsstyrelsen, 2019).</w:t>
       </w:r>
     </w:p>
     <w:p>
@@ -451,7 +482,7 @@
         <w:rPr>
           <w:i/>
         </w:rPr>
-        <w:t>I det avverkningsanmälda skogsområdet har 4 naturvårdsarter varav 3 rödlistade arter sina livsmiljöer och växtplatser.</w:t>
+        <w:t>I det avverkningsanmälda skogsområdet har 6 naturvårdsarter varav 5 rödlistade arter sina livsmiljöer och växtplatser.</w:t>
       </w:r>
     </w:p>
     <w:p>
@@ -980,7 +1011,7 @@
     <w:r>
       <w:tab/>
       <w:tab/>
-      <w:t>2026-10-12</w:t>
+      <w:t>2026-10-13</w:t>
       <w:br/>
       <w:br/>
     </w:r>

--- a/klagomål/A 19948-2025 FSC-klagomål.docx
+++ b/klagomål/A 19948-2025 FSC-klagomål.docx
@@ -1011,7 +1011,7 @@
     <w:r>
       <w:tab/>
       <w:tab/>
-      <w:t>2026-10-13</w:t>
+      <w:t>2026-10-14</w:t>
       <w:br/>
       <w:br/>
     </w:r>

--- a/klagomål/A 19948-2025 FSC-klagomål.docx
+++ b/klagomål/A 19948-2025 FSC-klagomål.docx
@@ -1011,7 +1011,7 @@
     <w:r>
       <w:tab/>
       <w:tab/>
-      <w:t>2026-10-14</w:t>
+      <w:t>2026-10-15</w:t>
       <w:br/>
       <w:br/>
     </w:r>

--- a/klagomål/A 19948-2025 FSC-klagomål.docx
+++ b/klagomål/A 19948-2025 FSC-klagomål.docx
@@ -1011,7 +1011,7 @@
     <w:r>
       <w:tab/>
       <w:tab/>
-      <w:t>2026-10-15</w:t>
+      <w:t>2026-10-16</w:t>
       <w:br/>
       <w:br/>
     </w:r>

--- a/klagomål/A 19948-2025 FSC-klagomål.docx
+++ b/klagomål/A 19948-2025 FSC-klagomål.docx
@@ -1011,7 +1011,7 @@
     <w:r>
       <w:tab/>
       <w:tab/>
-      <w:t>2026-10-16</w:t>
+      <w:t>2026-10-17</w:t>
       <w:br/>
       <w:br/>
     </w:r>

--- a/klagomål/A 19948-2025 FSC-klagomål.docx
+++ b/klagomål/A 19948-2025 FSC-klagomål.docx
@@ -1011,7 +1011,7 @@
     <w:r>
       <w:tab/>
       <w:tab/>
-      <w:t>2026-10-17</w:t>
+      <w:t>2026-10-18</w:t>
       <w:br/>
       <w:br/>
     </w:r>

--- a/klagomål/A 19948-2025 FSC-klagomål.docx
+++ b/klagomål/A 19948-2025 FSC-klagomål.docx
@@ -1011,7 +1011,7 @@
     <w:r>
       <w:tab/>
       <w:tab/>
-      <w:t>2026-10-18</w:t>
+      <w:t>2026-10-19</w:t>
       <w:br/>
       <w:br/>
     </w:r>

--- a/klagomål/A 19948-2025 FSC-klagomål.docx
+++ b/klagomål/A 19948-2025 FSC-klagomål.docx
@@ -1011,7 +1011,7 @@
     <w:r>
       <w:tab/>
       <w:tab/>
-      <w:t>2026-10-19</w:t>
+      <w:t>2026-10-20</w:t>
       <w:br/>
       <w:br/>
     </w:r>

--- a/klagomål/A 19948-2025 FSC-klagomål.docx
+++ b/klagomål/A 19948-2025 FSC-klagomål.docx
@@ -1011,7 +1011,7 @@
     <w:r>
       <w:tab/>
       <w:tab/>
-      <w:t>2026-10-20</w:t>
+      <w:t>2026-10-21</w:t>
       <w:br/>
       <w:br/>
     </w:r>

--- a/klagomål/A 19948-2025 FSC-klagomål.docx
+++ b/klagomål/A 19948-2025 FSC-klagomål.docx
@@ -1011,7 +1011,7 @@
     <w:r>
       <w:tab/>
       <w:tab/>
-      <w:t>2026-10-21</w:t>
+      <w:t>2026-10-22</w:t>
       <w:br/>
       <w:br/>
     </w:r>

--- a/klagomål/A 19948-2025 FSC-klagomål.docx
+++ b/klagomål/A 19948-2025 FSC-klagomål.docx
@@ -1011,7 +1011,7 @@
     <w:r>
       <w:tab/>
       <w:tab/>
-      <w:t>2026-10-22</w:t>
+      <w:t>2026-10-23</w:t>
       <w:br/>
       <w:br/>
     </w:r>

--- a/klagomål/A 19948-2025 FSC-klagomål.docx
+++ b/klagomål/A 19948-2025 FSC-klagomål.docx
@@ -1011,7 +1011,7 @@
     <w:r>
       <w:tab/>
       <w:tab/>
-      <w:t>2026-10-23</w:t>
+      <w:t>2026-10-24</w:t>
       <w:br/>
       <w:br/>
     </w:r>

--- a/klagomål/A 19948-2025 FSC-klagomål.docx
+++ b/klagomål/A 19948-2025 FSC-klagomål.docx
@@ -1011,7 +1011,7 @@
     <w:r>
       <w:tab/>
       <w:tab/>
-      <w:t>2026-10-24</w:t>
+      <w:t>2026-10-25</w:t>
       <w:br/>
       <w:br/>
     </w:r>

--- a/klagomål/A 19948-2025 FSC-klagomål.docx
+++ b/klagomål/A 19948-2025 FSC-klagomål.docx
@@ -1011,7 +1011,7 @@
     <w:r>
       <w:tab/>
       <w:tab/>
-      <w:t>2026-10-25</w:t>
+      <w:t>2026-10-26</w:t>
       <w:br/>
       <w:br/>
     </w:r>

--- a/klagomål/A 19948-2025 FSC-klagomål.docx
+++ b/klagomål/A 19948-2025 FSC-klagomål.docx
@@ -1011,7 +1011,7 @@
     <w:r>
       <w:tab/>
       <w:tab/>
-      <w:t>2026-10-26</w:t>
+      <w:t>2026-10-27</w:t>
       <w:br/>
       <w:br/>
     </w:r>

--- a/klagomål/A 19948-2025 FSC-klagomål.docx
+++ b/klagomål/A 19948-2025 FSC-klagomål.docx
@@ -1011,7 +1011,7 @@
     <w:r>
       <w:tab/>
       <w:tab/>
-      <w:t>2026-10-27</w:t>
+      <w:t>2026-10-28</w:t>
       <w:br/>
       <w:br/>
     </w:r>

--- a/klagomål/A 19948-2025 FSC-klagomål.docx
+++ b/klagomål/A 19948-2025 FSC-klagomål.docx
@@ -1011,7 +1011,7 @@
     <w:r>
       <w:tab/>
       <w:tab/>
-      <w:t>2026-10-28</w:t>
+      <w:t>2026-10-29</w:t>
       <w:br/>
       <w:br/>
     </w:r>

--- a/klagomål/A 19948-2025 FSC-klagomål.docx
+++ b/klagomål/A 19948-2025 FSC-klagomål.docx
@@ -1011,7 +1011,7 @@
     <w:r>
       <w:tab/>
       <w:tab/>
-      <w:t>2026-10-29</w:t>
+      <w:t>2026-10-31</w:t>
       <w:br/>
       <w:br/>
     </w:r>
